--- a/applications/smaller_firms/letters/05_Will_McGowan_CoverLetter_KPMGIreland.docx
+++ b/applications/smaller_firms/letters/05_Will_McGowan_CoverLetter_KPMGIreland.docx
@@ -139,7 +139,7 @@
         <w:rPr>
           <w:b w:val="0"/>
         </w:rPr>
-        <w:t>I am applying for the Corporate Finance &amp; Transaction Services Graduate Programme 2027 in Dublin. I am a final-year Economics student at the University of Strathclyde, graduating in summer 2027 with a predicted 2:1. KPMG Ireland's record as the leading corporate finance adviser to Ireland's renewable energy industry, and the energy-transition focus within its M&amp;A team, connects directly to my research on European gas markets.</w:t>
+        <w:t>I am applying for the Corporate Finance &amp; Transaction Services Graduate Programme 2027 in Dublin. I am a final-year Economics student at the University of Strathclyde, graduating in summer 2027 with a predicted 2:1. KPMG Ireland's record as the leading corporate finance adviser to Ireland's renewable energy industry, and the energy-transition focus within its M&amp;A team, connects directly to my research on energy markets.</w:t>
       </w:r>
     </w:p>
     <w:p>
@@ -172,7 +172,7 @@
         <w:rPr>
           <w:b w:val="0"/>
         </w:rPr>
-        <w:t>KPMG Ireland's Deal Advisory team stands out to me because it has been the leading corporate finance adviser to Irish renewable energy for two decades, and it now runs M&amp;A work with a dedicated energy-transition focus alongside debt advisory, valuations and infrastructure. My dissertation studies how gas storage, prices and news interact as Europe's energy system changes, and I would like to apply that understanding to the transactions that fund the transition while working towards a professional qualification.</w:t>
+        <w:t>KPMG Ireland's Deal Advisory team stands out to me because it has been the leading corporate finance adviser to Irish renewable energy for two decades, and it now runs M&amp;A work with a dedicated energy-transition focus alongside debt advisory, valuations and infrastructure. My dissertation studies how governments manage the oil-price risk in their economies, and I would like to apply that understanding to the transactions that fund the energy transition while working towards a professional qualification.</w:t>
       </w:r>
     </w:p>
     <w:p>
